--- a/Knowledge/3-Work knowledge/1-Software Engineering/2-General Technologies/9-Databases/5-My Source/1-Intro to Databases/1-Data Models/3-Types of Data Models/4-Object-Oriented Data Model.docx
+++ b/Knowledge/3-Work knowledge/1-Software Engineering/2-General Technologies/9-Databases/5-My Source/1-Intro to Databases/1-Data Models/3-Types of Data Models/4-Object-Oriented Data Model.docx
@@ -31,6 +31,7 @@
       </w:pPr>
       <w:r>
         <w:rPr>
+          <w:rFonts w:ascii="Arial" w:hAnsi="Arial" w:eastAsia="Arial"/>
           <w:b/>
           <w:color w:val="000000"/>
           <w:sz w:val="18"/>
@@ -40,6 +41,7 @@
       </w:r>
       <w:r>
         <w:rPr>
+          <w:rFonts w:ascii="Arial" w:hAnsi="Arial" w:eastAsia="Arial"/>
           <w:color w:val="000000"/>
           <w:sz w:val="18"/>
           <w:highlight w:val="lightGray"/>
@@ -48,6 +50,7 @@
       </w:r>
       <w:r>
         <w:rPr>
+          <w:rFonts w:ascii="Arial" w:hAnsi="Arial" w:eastAsia="Arial"/>
           <w:b/>
           <w:color w:val="000000"/>
           <w:sz w:val="18"/>
@@ -57,6 +60,7 @@
       </w:r>
       <w:r>
         <w:rPr>
+          <w:rFonts w:ascii="Arial" w:hAnsi="Arial" w:eastAsia="Arial"/>
           <w:color w:val="000000"/>
           <w:sz w:val="18"/>
           <w:highlight w:val="lightGray"/>
@@ -65,6 +69,7 @@
       </w:r>
       <w:r>
         <w:rPr>
+          <w:rFonts w:ascii="Arial" w:hAnsi="Arial" w:eastAsia="Arial"/>
           <w:b/>
           <w:color w:val="000000"/>
           <w:sz w:val="18"/>
@@ -74,6 +79,7 @@
       </w:r>
       <w:r>
         <w:rPr>
+          <w:rFonts w:ascii="Arial" w:hAnsi="Arial" w:eastAsia="Arial"/>
           <w:color w:val="000000"/>
           <w:sz w:val="18"/>
           <w:highlight w:val="lightGray"/>
@@ -270,6 +276,7 @@
       </w:pPr>
       <w:r>
         <w:rPr>
+          <w:rFonts w:ascii="Arial" w:hAnsi="Arial" w:eastAsia="Arial"/>
           <w:b/>
           <w:color w:val="000000"/>
           <w:sz w:val="18"/>
@@ -279,6 +286,7 @@
       </w:r>
       <w:r>
         <w:rPr>
+          <w:rFonts w:ascii="Arial" w:hAnsi="Arial" w:eastAsia="Arial"/>
           <w:color w:val="000000"/>
           <w:sz w:val="18"/>
           <w:highlight w:val="lightGray"/>
@@ -287,6 +295,7 @@
       </w:r>
       <w:r>
         <w:rPr>
+          <w:rFonts w:ascii="Arial" w:hAnsi="Arial" w:eastAsia="Arial"/>
           <w:b/>
           <w:color w:val="000000"/>
           <w:sz w:val="18"/>
@@ -296,6 +305,7 @@
       </w:r>
       <w:r>
         <w:rPr>
+          <w:rFonts w:ascii="Arial" w:hAnsi="Arial" w:eastAsia="Arial"/>
           <w:color w:val="000000"/>
           <w:sz w:val="18"/>
           <w:highlight w:val="lightGray"/>
@@ -304,6 +314,7 @@
       </w:r>
       <w:r>
         <w:rPr>
+          <w:rFonts w:ascii="Arial" w:hAnsi="Arial" w:eastAsia="Arial"/>
           <w:b/>
           <w:color w:val="000000"/>
           <w:sz w:val="18"/>
@@ -313,6 +324,7 @@
       </w:r>
       <w:r>
         <w:rPr>
+          <w:rFonts w:ascii="Arial" w:hAnsi="Arial" w:eastAsia="Arial"/>
           <w:color w:val="000000"/>
           <w:sz w:val="18"/>
           <w:highlight w:val="lightGray"/>
@@ -930,6 +942,7 @@
       </w:pPr>
       <w:r>
         <w:rPr>
+          <w:rFonts w:ascii="Arial" w:hAnsi="Arial" w:eastAsia="Arial"/>
           <w:b/>
           <w:color w:val="000000"/>
           <w:sz w:val="18"/>
@@ -939,6 +952,7 @@
       </w:r>
       <w:r>
         <w:rPr>
+          <w:rFonts w:ascii="Arial" w:hAnsi="Arial" w:eastAsia="Arial"/>
           <w:color w:val="000000"/>
           <w:sz w:val="18"/>
           <w:highlight w:val="lightGray"/>
@@ -947,6 +961,7 @@
       </w:r>
       <w:r>
         <w:rPr>
+          <w:rFonts w:ascii="Arial" w:hAnsi="Arial" w:eastAsia="Arial"/>
           <w:b/>
           <w:color w:val="000000"/>
           <w:sz w:val="18"/>
@@ -956,6 +971,7 @@
       </w:r>
       <w:r>
         <w:rPr>
+          <w:rFonts w:ascii="Arial" w:hAnsi="Arial" w:eastAsia="Arial"/>
           <w:color w:val="000000"/>
           <w:sz w:val="18"/>
           <w:highlight w:val="lightGray"/>
@@ -964,6 +980,7 @@
       </w:r>
       <w:r>
         <w:rPr>
+          <w:rFonts w:ascii="Arial" w:hAnsi="Arial" w:eastAsia="Arial"/>
           <w:b/>
           <w:color w:val="000000"/>
           <w:sz w:val="18"/>
@@ -973,6 +990,7 @@
       </w:r>
       <w:r>
         <w:rPr>
+          <w:rFonts w:ascii="Arial" w:hAnsi="Arial" w:eastAsia="Arial"/>
           <w:color w:val="000000"/>
           <w:sz w:val="18"/>
           <w:highlight w:val="lightGray"/>
@@ -1111,6 +1129,7 @@
       </w:pPr>
       <w:r>
         <w:rPr>
+          <w:rFonts w:ascii="Arial" w:hAnsi="Arial" w:eastAsia="Arial"/>
           <w:b/>
           <w:color w:val="000000"/>
           <w:sz w:val="18"/>
@@ -1120,6 +1139,7 @@
       </w:r>
       <w:r>
         <w:rPr>
+          <w:rFonts w:ascii="Arial" w:hAnsi="Arial" w:eastAsia="Arial"/>
           <w:color w:val="000000"/>
           <w:sz w:val="18"/>
           <w:highlight w:val="lightGray"/>
@@ -1128,6 +1148,7 @@
       </w:r>
       <w:r>
         <w:rPr>
+          <w:rFonts w:ascii="Arial" w:hAnsi="Arial" w:eastAsia="Arial"/>
           <w:b/>
           <w:color w:val="000000"/>
           <w:sz w:val="18"/>
@@ -1137,6 +1158,7 @@
       </w:r>
       <w:r>
         <w:rPr>
+          <w:rFonts w:ascii="Arial" w:hAnsi="Arial" w:eastAsia="Arial"/>
           <w:color w:val="000000"/>
           <w:sz w:val="18"/>
           <w:highlight w:val="lightGray"/>
@@ -1145,6 +1167,7 @@
       </w:r>
       <w:r>
         <w:rPr>
+          <w:rFonts w:ascii="Arial" w:hAnsi="Arial" w:eastAsia="Arial"/>
           <w:b/>
           <w:color w:val="000000"/>
           <w:sz w:val="18"/>
@@ -1154,6 +1177,7 @@
       </w:r>
       <w:r>
         <w:rPr>
+          <w:rFonts w:ascii="Arial" w:hAnsi="Arial" w:eastAsia="Arial"/>
           <w:color w:val="000000"/>
           <w:sz w:val="18"/>
           <w:highlight w:val="lightGray"/>
@@ -1364,6 +1388,7 @@
       </w:pPr>
       <w:r>
         <w:rPr>
+          <w:rFonts w:ascii="Arial" w:hAnsi="Arial" w:eastAsia="Arial"/>
           <w:b/>
           <w:color w:val="000000"/>
           <w:sz w:val="18"/>
@@ -1373,6 +1398,7 @@
       </w:r>
       <w:r>
         <w:rPr>
+          <w:rFonts w:ascii="Arial" w:hAnsi="Arial" w:eastAsia="Arial"/>
           <w:color w:val="000000"/>
           <w:sz w:val="18"/>
           <w:highlight w:val="lightGray"/>
@@ -1381,6 +1407,7 @@
       </w:r>
       <w:r>
         <w:rPr>
+          <w:rFonts w:ascii="Arial" w:hAnsi="Arial" w:eastAsia="Arial"/>
           <w:b/>
           <w:color w:val="000000"/>
           <w:sz w:val="18"/>
@@ -1390,6 +1417,7 @@
       </w:r>
       <w:r>
         <w:rPr>
+          <w:rFonts w:ascii="Arial" w:hAnsi="Arial" w:eastAsia="Arial"/>
           <w:color w:val="000000"/>
           <w:sz w:val="18"/>
           <w:highlight w:val="lightGray"/>
@@ -1398,6 +1426,7 @@
       </w:r>
       <w:r>
         <w:rPr>
+          <w:rFonts w:ascii="Arial" w:hAnsi="Arial" w:eastAsia="Arial"/>
           <w:b/>
           <w:color w:val="000000"/>
           <w:sz w:val="18"/>
@@ -1407,6 +1436,7 @@
       </w:r>
       <w:r>
         <w:rPr>
+          <w:rFonts w:ascii="Arial" w:hAnsi="Arial" w:eastAsia="Arial"/>
           <w:color w:val="000000"/>
           <w:sz w:val="18"/>
           <w:highlight w:val="lightGray"/>
@@ -2012,6 +2042,7 @@
       </w:pPr>
       <w:r>
         <w:rPr>
+          <w:rFonts w:ascii="Arial" w:hAnsi="Arial" w:eastAsia="Arial"/>
           <w:b/>
           <w:color w:val="000000"/>
           <w:sz w:val="18"/>
@@ -2021,6 +2052,7 @@
       </w:r>
       <w:r>
         <w:rPr>
+          <w:rFonts w:ascii="Arial" w:hAnsi="Arial" w:eastAsia="Arial"/>
           <w:color w:val="000000"/>
           <w:sz w:val="18"/>
           <w:highlight w:val="lightGray"/>
@@ -2029,6 +2061,7 @@
       </w:r>
       <w:r>
         <w:rPr>
+          <w:rFonts w:ascii="Arial" w:hAnsi="Arial" w:eastAsia="Arial"/>
           <w:b/>
           <w:color w:val="000000"/>
           <w:sz w:val="18"/>
@@ -2038,6 +2071,7 @@
       </w:r>
       <w:r>
         <w:rPr>
+          <w:rFonts w:ascii="Arial" w:hAnsi="Arial" w:eastAsia="Arial"/>
           <w:color w:val="000000"/>
           <w:sz w:val="18"/>
           <w:highlight w:val="lightGray"/>
@@ -2046,6 +2080,7 @@
       </w:r>
       <w:r>
         <w:rPr>
+          <w:rFonts w:ascii="Arial" w:hAnsi="Arial" w:eastAsia="Arial"/>
           <w:b/>
           <w:color w:val="000000"/>
           <w:sz w:val="18"/>
@@ -2055,6 +2090,7 @@
       </w:r>
       <w:r>
         <w:rPr>
+          <w:rFonts w:ascii="Arial" w:hAnsi="Arial" w:eastAsia="Arial"/>
           <w:color w:val="000000"/>
           <w:sz w:val="18"/>
           <w:highlight w:val="lightGray"/>
@@ -2239,6 +2275,7 @@
       </w:pPr>
       <w:r>
         <w:rPr>
+          <w:rFonts w:ascii="Arial" w:hAnsi="Arial" w:eastAsia="Arial"/>
           <w:b/>
           <w:color w:val="000000"/>
           <w:sz w:val="18"/>
@@ -2248,6 +2285,7 @@
       </w:r>
       <w:r>
         <w:rPr>
+          <w:rFonts w:ascii="Arial" w:hAnsi="Arial" w:eastAsia="Arial"/>
           <w:color w:val="000000"/>
           <w:sz w:val="18"/>
           <w:highlight w:val="lightGray"/>
@@ -2256,6 +2294,7 @@
       </w:r>
       <w:r>
         <w:rPr>
+          <w:rFonts w:ascii="Arial" w:hAnsi="Arial" w:eastAsia="Arial"/>
           <w:b/>
           <w:color w:val="000000"/>
           <w:sz w:val="18"/>
@@ -2265,6 +2304,7 @@
       </w:r>
       <w:r>
         <w:rPr>
+          <w:rFonts w:ascii="Arial" w:hAnsi="Arial" w:eastAsia="Arial"/>
           <w:color w:val="000000"/>
           <w:sz w:val="18"/>
           <w:highlight w:val="lightGray"/>
@@ -2273,6 +2313,7 @@
       </w:r>
       <w:r>
         <w:rPr>
+          <w:rFonts w:ascii="Arial" w:hAnsi="Arial" w:eastAsia="Arial"/>
           <w:b/>
           <w:color w:val="000000"/>
           <w:sz w:val="18"/>
@@ -2282,6 +2323,7 @@
       </w:r>
       <w:r>
         <w:rPr>
+          <w:rFonts w:ascii="Arial" w:hAnsi="Arial" w:eastAsia="Arial"/>
           <w:color w:val="000000"/>
           <w:sz w:val="18"/>
           <w:highlight w:val="lightGray"/>
@@ -2413,6 +2455,7 @@
       </w:pPr>
       <w:r>
         <w:rPr>
+          <w:rFonts w:ascii="Arial" w:hAnsi="Arial" w:eastAsia="Arial"/>
           <w:b/>
           <w:color w:val="000000"/>
           <w:sz w:val="18"/>
@@ -2422,6 +2465,7 @@
       </w:r>
       <w:r>
         <w:rPr>
+          <w:rFonts w:ascii="Arial" w:hAnsi="Arial" w:eastAsia="Arial"/>
           <w:color w:val="000000"/>
           <w:sz w:val="18"/>
           <w:highlight w:val="lightGray"/>
@@ -2430,6 +2474,7 @@
       </w:r>
       <w:r>
         <w:rPr>
+          <w:rFonts w:ascii="Arial" w:hAnsi="Arial" w:eastAsia="Arial"/>
           <w:b/>
           <w:color w:val="000000"/>
           <w:sz w:val="18"/>
@@ -2439,6 +2484,7 @@
       </w:r>
       <w:r>
         <w:rPr>
+          <w:rFonts w:ascii="Arial" w:hAnsi="Arial" w:eastAsia="Arial"/>
           <w:color w:val="000000"/>
           <w:sz w:val="18"/>
           <w:highlight w:val="lightGray"/>
@@ -2447,6 +2493,7 @@
       </w:r>
       <w:r>
         <w:rPr>
+          <w:rFonts w:ascii="Arial" w:hAnsi="Arial" w:eastAsia="Arial"/>
           <w:b/>
           <w:color w:val="000000"/>
           <w:sz w:val="18"/>
@@ -2456,6 +2503,7 @@
       </w:r>
       <w:r>
         <w:rPr>
+          <w:rFonts w:ascii="Arial" w:hAnsi="Arial" w:eastAsia="Arial"/>
           <w:color w:val="000000"/>
           <w:sz w:val="18"/>
           <w:highlight w:val="lightGray"/>
@@ -2878,6 +2926,7 @@
       </w:pPr>
       <w:r>
         <w:rPr>
+          <w:rFonts w:ascii="Arial" w:hAnsi="Arial" w:eastAsia="Arial"/>
           <w:b/>
           <w:color w:val="000000"/>
           <w:sz w:val="18"/>
@@ -2887,6 +2936,7 @@
       </w:r>
       <w:r>
         <w:rPr>
+          <w:rFonts w:ascii="Arial" w:hAnsi="Arial" w:eastAsia="Arial"/>
           <w:color w:val="000000"/>
           <w:sz w:val="18"/>
           <w:highlight w:val="lightGray"/>
@@ -2895,6 +2945,7 @@
       </w:r>
       <w:r>
         <w:rPr>
+          <w:rFonts w:ascii="Arial" w:hAnsi="Arial" w:eastAsia="Arial"/>
           <w:b/>
           <w:color w:val="000000"/>
           <w:sz w:val="18"/>
@@ -2904,6 +2955,7 @@
       </w:r>
       <w:r>
         <w:rPr>
+          <w:rFonts w:ascii="Arial" w:hAnsi="Arial" w:eastAsia="Arial"/>
           <w:color w:val="000000"/>
           <w:sz w:val="18"/>
           <w:highlight w:val="lightGray"/>
@@ -2912,6 +2964,7 @@
       </w:r>
       <w:r>
         <w:rPr>
+          <w:rFonts w:ascii="Arial" w:hAnsi="Arial" w:eastAsia="Arial"/>
           <w:b/>
           <w:color w:val="000000"/>
           <w:sz w:val="18"/>
@@ -2921,6 +2974,7 @@
       </w:r>
       <w:r>
         <w:rPr>
+          <w:rFonts w:ascii="Arial" w:hAnsi="Arial" w:eastAsia="Arial"/>
           <w:color w:val="000000"/>
           <w:sz w:val="18"/>
           <w:highlight w:val="lightGray"/>

--- a/Knowledge/3-Work knowledge/1-Software Engineering/2-General Technologies/9-Databases/5-My Source/1-Intro to Databases/1-Data Models/3-Types of Data Models/4-Object-Oriented Data Model.docx
+++ b/Knowledge/3-Work knowledge/1-Software Engineering/2-General Technologies/9-Databases/5-My Source/1-Intro to Databases/1-Data Models/3-Types of Data Models/4-Object-Oriented Data Model.docx
@@ -9,6 +9,9 @@
       <w:bookmarkStart w:id="0" w:name="_ac1ji6ox8eue" w:colFirst="0" w:colLast="0"/>
       <w:bookmarkEnd w:id="0"/>
       <w:r>
+        <w:rPr>
+          <w:rFonts w:ascii="Calibri Light" w:hAnsi="Calibri Light" w:eastAsia="Calibri Light"/>
+        </w:rPr>
         <w:t>Object-Oriented Data Model</w:t>
       </w:r>
     </w:p>
@@ -22,6 +25,9 @@
       <w:bookmarkStart w:id="1" w:name="_womcyrr363vp" w:colFirst="0" w:colLast="0"/>
       <w:bookmarkEnd w:id="1"/>
       <w:r>
+        <w:rPr>
+          <w:rFonts w:ascii="Calibri Light" w:hAnsi="Calibri Light" w:eastAsia="Calibri Light"/>
+        </w:rPr>
         <w:t>🧱 What is the Object-Oriented Data Model (OODM)?</w:t>
       </w:r>
     </w:p>
@@ -255,6 +261,7 @@
       <w:bookmarkEnd w:id="2"/>
       <w:r>
         <w:rPr>
+          <w:rFonts w:ascii="Calibri Light" w:hAnsi="Calibri Light" w:eastAsia="Calibri Light"/>
           <w:b/>
           <w:bCs/>
           <w:sz w:val="34"/>
@@ -901,6 +908,7 @@
       <w:bookmarkEnd w:id="3"/>
       <w:r>
         <w:rPr>
+          <w:rFonts w:ascii="Calibri Light" w:hAnsi="Calibri Light" w:eastAsia="Calibri Light"/>
           <w:b/>
           <w:bCs/>
           <w:sz w:val="34"/>
@@ -921,16 +929,19 @@
       <w:bookmarkEnd w:id="4"/>
       <w:r>
         <w:rPr>
-          <w:rFonts w:ascii="Segoe UI Emoji" w:hAnsi="Segoe UI Emoji" w:cs="Segoe UI Emoji"/>
+          <w:rFonts w:ascii="Calibri Light" w:hAnsi="Calibri Light" w:cs="Segoe UI Emoji" w:eastAsia="Calibri Light"/>
         </w:rPr>
         <w:t>🎓</w:t>
       </w:r>
       <w:r>
+        <w:rPr>
+          <w:rFonts w:ascii="Calibri Light" w:hAnsi="Calibri Light" w:eastAsia="Calibri Light"/>
+        </w:rPr>
         <w:t xml:space="preserve"> Object: </w:t>
       </w:r>
       <w:r>
         <w:rPr>
-          <w:rFonts w:ascii="Roboto Mono" w:eastAsia="Roboto Mono" w:hAnsi="Roboto Mono" w:cs="Roboto Mono"/>
+          <w:rFonts w:ascii="Calibri Light" w:eastAsia="Calibri Light" w:hAnsi="Calibri Light" w:cs="Roboto Mono"/>
           <w:color w:val="188038"/>
         </w:rPr>
         <w:t>Student</w:t>
@@ -1101,16 +1112,19 @@
       <w:bookmarkEnd w:id="5"/>
       <w:r>
         <w:rPr>
-          <w:rFonts w:ascii="Segoe UI Emoji" w:hAnsi="Segoe UI Emoji" w:cs="Segoe UI Emoji"/>
+          <w:rFonts w:ascii="Calibri Light" w:hAnsi="Calibri Light" w:cs="Segoe UI Emoji" w:eastAsia="Calibri Light"/>
         </w:rPr>
         <w:t>📘</w:t>
       </w:r>
       <w:r>
+        <w:rPr>
+          <w:rFonts w:ascii="Calibri Light" w:hAnsi="Calibri Light" w:eastAsia="Calibri Light"/>
+        </w:rPr>
         <w:t xml:space="preserve"> Class: </w:t>
       </w:r>
       <w:r>
         <w:rPr>
-          <w:rFonts w:ascii="Roboto Mono" w:eastAsia="Roboto Mono" w:hAnsi="Roboto Mono" w:cs="Roboto Mono"/>
+          <w:rFonts w:ascii="Calibri Light" w:eastAsia="Calibri Light" w:hAnsi="Calibri Light" w:cs="Roboto Mono"/>
           <w:color w:val="188038"/>
         </w:rPr>
         <w:t>Course</w:t>
@@ -1367,6 +1381,7 @@
       <w:bookmarkEnd w:id="6"/>
       <w:r>
         <w:rPr>
+          <w:rFonts w:ascii="Calibri Light" w:hAnsi="Calibri Light" w:eastAsia="Calibri Light"/>
           <w:b/>
           <w:bCs/>
           <w:sz w:val="34"/>
@@ -2027,7 +2042,7 @@
       <w:bookmarkEnd w:id="7"/>
       <w:r>
         <w:rPr>
-          <w:rFonts w:ascii="Arial Unicode MS" w:eastAsia="Arial Unicode MS" w:hAnsi="Arial Unicode MS" w:cs="Arial Unicode MS"/>
+          <w:rFonts w:ascii="Calibri Light" w:eastAsia="Calibri Light" w:hAnsi="Calibri Light" w:cs="Arial Unicode MS"/>
           <w:b/>
           <w:bCs/>
           <w:sz w:val="34"/>
@@ -2260,7 +2275,7 @@
       <w:bookmarkEnd w:id="8"/>
       <w:r>
         <w:rPr>
-          <w:rFonts w:ascii="Arial Unicode MS" w:eastAsia="Arial Unicode MS" w:hAnsi="Arial Unicode MS" w:cs="Arial Unicode MS"/>
+          <w:rFonts w:ascii="Calibri Light" w:eastAsia="Calibri Light" w:hAnsi="Calibri Light" w:cs="Arial Unicode MS"/>
           <w:b/>
           <w:bCs/>
           <w:sz w:val="34"/>
@@ -2434,6 +2449,7 @@
       <w:bookmarkEnd w:id="9"/>
       <w:r>
         <w:rPr>
+          <w:rFonts w:ascii="Calibri Light" w:hAnsi="Calibri Light" w:eastAsia="Calibri Light"/>
           <w:b/>
           <w:bCs/>
           <w:sz w:val="34"/>
@@ -2905,6 +2921,7 @@
       <w:bookmarkEnd w:id="10"/>
       <w:r>
         <w:rPr>
+          <w:rFonts w:ascii="Calibri Light" w:hAnsi="Calibri Light" w:eastAsia="Calibri Light"/>
           <w:b/>
           <w:bCs/>
           <w:sz w:val="34"/>
